--- a/PSIV-Template.docx
+++ b/PSIV-Template.docx
@@ -65,14 +65,18 @@
         </w:rPr>
         <w:t xml:space="preserve">, Michał </w:t>
       </w:r>
-      <w:proofErr w:type="spellStart"/>
       <w:r>
         <w:rPr>
           <w:lang w:val="pl-PL"/>
         </w:rPr>
-        <w:t>Zarowski</w:t>
-      </w:r>
-      <w:proofErr w:type="spellEnd"/>
+        <w:t>Ż</w:t>
+      </w:r>
+      <w:r>
+        <w:rPr>
+          <w:lang w:val="pl-PL"/>
+        </w:rPr>
+        <w:t>arowski</w:t>
+      </w:r>
       <w:r>
         <w:rPr>
           <w:lang w:val="pl-PL"/>

--- a/PSIV-Template.docx
+++ b/PSIV-Template.docx
@@ -33,83 +33,51 @@
     <w:p>
       <w:pPr>
         <w:pStyle w:val="PARAGRAPH"/>
-        <w:rPr>
-          <w:lang w:val="pl-PL"/>
-        </w:rPr>
       </w:pPr>
       <w:proofErr w:type="spellStart"/>
       <w:r>
-        <w:rPr>
-          <w:lang w:val="pl-PL"/>
-        </w:rPr>
         <w:t>Yaroslav</w:t>
       </w:r>
       <w:proofErr w:type="spellEnd"/>
       <w:r>
-        <w:rPr>
-          <w:lang w:val="pl-PL"/>
-        </w:rPr>
-        <w:t xml:space="preserve"> </w:t>
-      </w:r>
-      <w:proofErr w:type="spellStart"/>
-      <w:r>
-        <w:rPr>
-          <w:lang w:val="pl-PL"/>
-        </w:rPr>
+        <w:t xml:space="preserve"> </w:t>
+      </w:r>
+      <w:proofErr w:type="spellStart"/>
+      <w:r>
         <w:t>Shekula</w:t>
       </w:r>
       <w:proofErr w:type="spellEnd"/>
       <w:r>
-        <w:rPr>
-          <w:lang w:val="pl-PL"/>
-        </w:rPr>
-        <w:t xml:space="preserve">, Michał </w:t>
-      </w:r>
-      <w:r>
-        <w:rPr>
-          <w:lang w:val="pl-PL"/>
-        </w:rPr>
+        <w:t xml:space="preserve">, </w:t>
+      </w:r>
+      <w:proofErr w:type="spellStart"/>
+      <w:r>
+        <w:t>Michał</w:t>
+      </w:r>
+      <w:proofErr w:type="spellEnd"/>
+      <w:r>
+        <w:t xml:space="preserve"> </w:t>
+      </w:r>
+      <w:proofErr w:type="spellStart"/>
+      <w:r>
         <w:t>Ż</w:t>
       </w:r>
       <w:r>
-        <w:rPr>
-          <w:lang w:val="pl-PL"/>
-        </w:rPr>
         <w:t>arowski</w:t>
       </w:r>
-      <w:r>
-        <w:rPr>
-          <w:lang w:val="pl-PL"/>
-        </w:rPr>
-        <w:t>,</w:t>
-      </w:r>
-      <w:r>
-        <w:rPr>
-          <w:lang w:val="pl-PL"/>
-        </w:rPr>
-        <w:t xml:space="preserve"> San</w:t>
-      </w:r>
-      <w:r>
-        <w:rPr>
-          <w:lang w:val="pl-PL"/>
-        </w:rPr>
-        <w:t>tiago Rodriguez</w:t>
+      <w:proofErr w:type="spellEnd"/>
+      <w:r>
+        <w:t>, Santiago Rodriguez</w:t>
       </w:r>
     </w:p>
     <w:p>
       <w:pPr>
         <w:pStyle w:val="PARAGRAPH"/>
-        <w:rPr>
-          <w:lang w:val="pl-PL"/>
-        </w:rPr>
       </w:pPr>
     </w:p>
     <w:p>
       <w:pPr>
         <w:pStyle w:val="PARAGRAPH"/>
-        <w:rPr>
-          <w:lang w:val="pl-PL"/>
-        </w:rPr>
       </w:pPr>
     </w:p>
     <w:p>
@@ -5925,21 +5893,7 @@
         <w:rPr>
           <w:lang w:eastAsia="es-ES"/>
         </w:rPr>
-        <w:t xml:space="preserve"> </w:t>
-      </w:r>
-      <w:proofErr w:type="spellStart"/>
-      <w:r>
-        <w:rPr>
-          <w:lang w:eastAsia="es-ES"/>
-        </w:rPr>
-        <w:t>ut</w:t>
-      </w:r>
-      <w:proofErr w:type="spellEnd"/>
-      <w:r>
-        <w:rPr>
-          <w:lang w:eastAsia="es-ES"/>
-        </w:rPr>
-        <w:t xml:space="preserve"> </w:t>
+        <w:t xml:space="preserve"> ut </w:t>
       </w:r>
       <w:proofErr w:type="spellStart"/>
       <w:r>
@@ -6927,21 +6881,7 @@
         <w:rPr>
           <w:lang w:eastAsia="es-ES"/>
         </w:rPr>
-        <w:t xml:space="preserve"> </w:t>
-      </w:r>
-      <w:proofErr w:type="spellStart"/>
-      <w:r>
-        <w:rPr>
-          <w:lang w:eastAsia="es-ES"/>
-        </w:rPr>
-        <w:t>eu</w:t>
-      </w:r>
-      <w:proofErr w:type="spellEnd"/>
-      <w:r>
-        <w:rPr>
-          <w:lang w:eastAsia="es-ES"/>
-        </w:rPr>
-        <w:t xml:space="preserve"> fermentum </w:t>
+        <w:t xml:space="preserve"> eu fermentum </w:t>
       </w:r>
       <w:proofErr w:type="spellStart"/>
       <w:r>
@@ -10171,10 +10111,7 @@
       </w:r>
       <w:proofErr w:type="gramStart"/>
       <w:r>
-        <w:t>P</w:t>
-      </w:r>
-      <w:r>
-        <w:t>roposal</w:t>
+        <w:t>Proposal</w:t>
       </w:r>
       <w:proofErr w:type="gramEnd"/>
     </w:p>
@@ -12970,103 +12907,123 @@
         <w:rPr>
           <w:lang w:eastAsia="es-ES"/>
         </w:rPr>
-        <w:t xml:space="preserve">. Duis </w:t>
-      </w:r>
-      <w:proofErr w:type="spellStart"/>
-      <w:r>
-        <w:rPr>
-          <w:lang w:eastAsia="es-ES"/>
+        <w:t xml:space="preserve">. </w:t>
+      </w:r>
+      <w:r>
+        <w:rPr>
+          <w:lang w:val="de-DE" w:eastAsia="es-ES"/>
+        </w:rPr>
+        <w:t xml:space="preserve">Duis </w:t>
+      </w:r>
+      <w:proofErr w:type="spellStart"/>
+      <w:r>
+        <w:rPr>
+          <w:lang w:val="de-DE" w:eastAsia="es-ES"/>
         </w:rPr>
         <w:t>scelerisque</w:t>
       </w:r>
       <w:proofErr w:type="spellEnd"/>
       <w:r>
         <w:rPr>
-          <w:lang w:eastAsia="es-ES"/>
-        </w:rPr>
-        <w:t xml:space="preserve"> </w:t>
-      </w:r>
-      <w:proofErr w:type="spellStart"/>
-      <w:r>
-        <w:rPr>
-          <w:lang w:eastAsia="es-ES"/>
+          <w:lang w:val="de-DE" w:eastAsia="es-ES"/>
+        </w:rPr>
+        <w:t xml:space="preserve"> </w:t>
+      </w:r>
+      <w:proofErr w:type="spellStart"/>
+      <w:r>
+        <w:rPr>
+          <w:lang w:val="de-DE" w:eastAsia="es-ES"/>
         </w:rPr>
         <w:t>sapien</w:t>
       </w:r>
       <w:proofErr w:type="spellEnd"/>
       <w:r>
         <w:rPr>
-          <w:lang w:eastAsia="es-ES"/>
-        </w:rPr>
-        <w:t xml:space="preserve"> </w:t>
-      </w:r>
-      <w:proofErr w:type="spellStart"/>
-      <w:r>
-        <w:rPr>
-          <w:lang w:eastAsia="es-ES"/>
+          <w:lang w:val="de-DE" w:eastAsia="es-ES"/>
+        </w:rPr>
+        <w:t xml:space="preserve"> </w:t>
+      </w:r>
+      <w:proofErr w:type="spellStart"/>
+      <w:r>
+        <w:rPr>
+          <w:lang w:val="de-DE" w:eastAsia="es-ES"/>
         </w:rPr>
         <w:t>bibendum</w:t>
       </w:r>
       <w:proofErr w:type="spellEnd"/>
       <w:r>
         <w:rPr>
-          <w:lang w:eastAsia="es-ES"/>
-        </w:rPr>
-        <w:t xml:space="preserve"> </w:t>
-      </w:r>
-      <w:proofErr w:type="spellStart"/>
-      <w:r>
-        <w:rPr>
-          <w:lang w:eastAsia="es-ES"/>
+          <w:lang w:val="de-DE" w:eastAsia="es-ES"/>
+        </w:rPr>
+        <w:t xml:space="preserve"> </w:t>
+      </w:r>
+      <w:proofErr w:type="spellStart"/>
+      <w:r>
+        <w:rPr>
+          <w:lang w:val="de-DE" w:eastAsia="es-ES"/>
         </w:rPr>
         <w:t>neque</w:t>
       </w:r>
       <w:proofErr w:type="spellEnd"/>
       <w:r>
         <w:rPr>
-          <w:lang w:eastAsia="es-ES"/>
-        </w:rPr>
-        <w:t xml:space="preserve"> </w:t>
-      </w:r>
-      <w:proofErr w:type="spellStart"/>
-      <w:r>
-        <w:rPr>
-          <w:lang w:eastAsia="es-ES"/>
+          <w:lang w:val="de-DE" w:eastAsia="es-ES"/>
+        </w:rPr>
+        <w:t xml:space="preserve"> </w:t>
+      </w:r>
+      <w:proofErr w:type="spellStart"/>
+      <w:r>
+        <w:rPr>
+          <w:lang w:val="de-DE" w:eastAsia="es-ES"/>
         </w:rPr>
         <w:t>eleifend</w:t>
       </w:r>
       <w:proofErr w:type="spellEnd"/>
       <w:r>
         <w:rPr>
-          <w:lang w:eastAsia="es-ES"/>
+          <w:lang w:val="de-DE" w:eastAsia="es-ES"/>
         </w:rPr>
         <w:t xml:space="preserve">, in </w:t>
       </w:r>
       <w:proofErr w:type="spellStart"/>
       <w:r>
         <w:rPr>
-          <w:lang w:eastAsia="es-ES"/>
+          <w:lang w:val="de-DE" w:eastAsia="es-ES"/>
         </w:rPr>
         <w:t>ullamcorper</w:t>
       </w:r>
       <w:proofErr w:type="spellEnd"/>
       <w:r>
         <w:rPr>
-          <w:lang w:eastAsia="es-ES"/>
-        </w:rPr>
-        <w:t xml:space="preserve"> ante </w:t>
-      </w:r>
-      <w:proofErr w:type="spellStart"/>
-      <w:r>
-        <w:rPr>
-          <w:lang w:eastAsia="es-ES"/>
+          <w:lang w:val="de-DE" w:eastAsia="es-ES"/>
+        </w:rPr>
+        <w:t xml:space="preserve"> </w:t>
+      </w:r>
+      <w:proofErr w:type="spellStart"/>
+      <w:r>
+        <w:rPr>
+          <w:lang w:val="de-DE" w:eastAsia="es-ES"/>
+        </w:rPr>
+        <w:t>ante</w:t>
+      </w:r>
+      <w:proofErr w:type="spellEnd"/>
+      <w:r>
+        <w:rPr>
+          <w:lang w:val="de-DE" w:eastAsia="es-ES"/>
+        </w:rPr>
+        <w:t xml:space="preserve"> </w:t>
+      </w:r>
+      <w:proofErr w:type="spellStart"/>
+      <w:r>
+        <w:rPr>
+          <w:lang w:val="de-DE" w:eastAsia="es-ES"/>
         </w:rPr>
         <w:t>lobortis</w:t>
       </w:r>
       <w:proofErr w:type="spellEnd"/>
       <w:r>
         <w:rPr>
-          <w:lang w:eastAsia="es-ES"/>
+          <w:lang w:val="de-DE" w:eastAsia="es-ES"/>
         </w:rPr>
         <w:t xml:space="preserve">. </w:t>
       </w:r>
@@ -15101,21 +15058,7 @@
         <w:rPr>
           <w:lang w:eastAsia="es-ES"/>
         </w:rPr>
-        <w:t xml:space="preserve"> </w:t>
-      </w:r>
-      <w:proofErr w:type="spellStart"/>
-      <w:r>
-        <w:rPr>
-          <w:lang w:eastAsia="es-ES"/>
-        </w:rPr>
-        <w:t>eu</w:t>
-      </w:r>
-      <w:proofErr w:type="spellEnd"/>
-      <w:r>
-        <w:rPr>
-          <w:lang w:eastAsia="es-ES"/>
-        </w:rPr>
-        <w:t xml:space="preserve"> </w:t>
+        <w:t xml:space="preserve"> eu </w:t>
       </w:r>
       <w:proofErr w:type="spellStart"/>
       <w:r>
@@ -21907,7 +21850,7 @@
     <w:p>
       <w:pPr>
         <w:rPr>
-          <w:lang w:eastAsia="es-ES"/>
+          <w:lang w:val="de-DE" w:eastAsia="es-ES"/>
         </w:rPr>
       </w:pPr>
       <w:proofErr w:type="spellStart"/>
@@ -22109,394 +22052,492 @@
       <w:proofErr w:type="spellStart"/>
       <w:r>
         <w:rPr>
-          <w:lang w:eastAsia="es-ES"/>
+          <w:lang w:val="de-DE" w:eastAsia="es-ES"/>
         </w:rPr>
         <w:t>Aliquam</w:t>
       </w:r>
       <w:proofErr w:type="spellEnd"/>
       <w:r>
         <w:rPr>
-          <w:lang w:eastAsia="es-ES"/>
-        </w:rPr>
-        <w:t xml:space="preserve"> </w:t>
-      </w:r>
-      <w:proofErr w:type="spellStart"/>
-      <w:r>
-        <w:rPr>
-          <w:lang w:eastAsia="es-ES"/>
-        </w:rPr>
-        <w:t>erat</w:t>
-      </w:r>
-      <w:proofErr w:type="spellEnd"/>
-      <w:r>
-        <w:rPr>
-          <w:lang w:eastAsia="es-ES"/>
-        </w:rPr>
-        <w:t xml:space="preserve"> </w:t>
-      </w:r>
-      <w:proofErr w:type="spellStart"/>
-      <w:r>
-        <w:rPr>
-          <w:lang w:eastAsia="es-ES"/>
+          <w:lang w:val="de-DE" w:eastAsia="es-ES"/>
+        </w:rPr>
+        <w:t xml:space="preserve"> erat </w:t>
+      </w:r>
+      <w:proofErr w:type="spellStart"/>
+      <w:r>
+        <w:rPr>
+          <w:lang w:val="de-DE" w:eastAsia="es-ES"/>
         </w:rPr>
         <w:t>volutpat</w:t>
       </w:r>
       <w:proofErr w:type="spellEnd"/>
       <w:r>
         <w:rPr>
-          <w:lang w:eastAsia="es-ES"/>
-        </w:rPr>
-        <w:t xml:space="preserve">. Ut </w:t>
-      </w:r>
-      <w:proofErr w:type="spellStart"/>
-      <w:r>
-        <w:rPr>
-          <w:lang w:eastAsia="es-ES"/>
+          <w:lang w:val="de-DE" w:eastAsia="es-ES"/>
+        </w:rPr>
+        <w:t xml:space="preserve">. </w:t>
+      </w:r>
+      <w:proofErr w:type="spellStart"/>
+      <w:r>
+        <w:rPr>
+          <w:lang w:val="de-DE" w:eastAsia="es-ES"/>
+        </w:rPr>
+        <w:t>Ut</w:t>
+      </w:r>
+      <w:proofErr w:type="spellEnd"/>
+      <w:r>
+        <w:rPr>
+          <w:lang w:val="de-DE" w:eastAsia="es-ES"/>
+        </w:rPr>
+        <w:t xml:space="preserve"> </w:t>
+      </w:r>
+      <w:proofErr w:type="spellStart"/>
+      <w:r>
+        <w:rPr>
+          <w:lang w:val="de-DE" w:eastAsia="es-ES"/>
         </w:rPr>
         <w:t>eu</w:t>
       </w:r>
       <w:proofErr w:type="spellEnd"/>
       <w:r>
         <w:rPr>
-          <w:lang w:eastAsia="es-ES"/>
-        </w:rPr>
-        <w:t xml:space="preserve"> </w:t>
-      </w:r>
-      <w:proofErr w:type="spellStart"/>
-      <w:r>
-        <w:rPr>
-          <w:lang w:eastAsia="es-ES"/>
+          <w:lang w:val="de-DE" w:eastAsia="es-ES"/>
+        </w:rPr>
+        <w:t xml:space="preserve"> </w:t>
+      </w:r>
+      <w:proofErr w:type="spellStart"/>
+      <w:r>
+        <w:rPr>
+          <w:lang w:val="de-DE" w:eastAsia="es-ES"/>
         </w:rPr>
         <w:t>leo</w:t>
       </w:r>
       <w:proofErr w:type="spellEnd"/>
       <w:r>
         <w:rPr>
-          <w:lang w:eastAsia="es-ES"/>
-        </w:rPr>
-        <w:t xml:space="preserve"> </w:t>
-      </w:r>
-      <w:proofErr w:type="spellStart"/>
-      <w:r>
-        <w:rPr>
-          <w:lang w:eastAsia="es-ES"/>
+          <w:lang w:val="de-DE" w:eastAsia="es-ES"/>
+        </w:rPr>
+        <w:t xml:space="preserve"> </w:t>
+      </w:r>
+      <w:proofErr w:type="spellStart"/>
+      <w:r>
+        <w:rPr>
+          <w:lang w:val="de-DE" w:eastAsia="es-ES"/>
         </w:rPr>
         <w:t>mollis</w:t>
       </w:r>
       <w:proofErr w:type="spellEnd"/>
       <w:r>
         <w:rPr>
-          <w:lang w:eastAsia="es-ES"/>
+          <w:lang w:val="de-DE" w:eastAsia="es-ES"/>
+        </w:rPr>
+        <w:t xml:space="preserve">, commodo </w:t>
+      </w:r>
+      <w:proofErr w:type="spellStart"/>
+      <w:r>
+        <w:rPr>
+          <w:lang w:val="de-DE" w:eastAsia="es-ES"/>
+        </w:rPr>
+        <w:t>felis</w:t>
+      </w:r>
+      <w:proofErr w:type="spellEnd"/>
+      <w:r>
+        <w:rPr>
+          <w:lang w:val="de-DE" w:eastAsia="es-ES"/>
+        </w:rPr>
+        <w:t xml:space="preserve"> </w:t>
+      </w:r>
+      <w:proofErr w:type="spellStart"/>
+      <w:r>
+        <w:rPr>
+          <w:lang w:val="de-DE" w:eastAsia="es-ES"/>
+        </w:rPr>
+        <w:t>eu</w:t>
+      </w:r>
+      <w:proofErr w:type="spellEnd"/>
+      <w:r>
+        <w:rPr>
+          <w:lang w:val="de-DE" w:eastAsia="es-ES"/>
         </w:rPr>
         <w:t xml:space="preserve">, </w:t>
       </w:r>
       <w:proofErr w:type="spellStart"/>
       <w:r>
         <w:rPr>
-          <w:lang w:eastAsia="es-ES"/>
-        </w:rPr>
-        <w:t>commodo</w:t>
-      </w:r>
-      <w:proofErr w:type="spellEnd"/>
-      <w:r>
-        <w:rPr>
-          <w:lang w:eastAsia="es-ES"/>
-        </w:rPr>
-        <w:t xml:space="preserve"> </w:t>
-      </w:r>
-      <w:proofErr w:type="spellStart"/>
-      <w:r>
-        <w:rPr>
-          <w:lang w:eastAsia="es-ES"/>
+          <w:lang w:val="de-DE" w:eastAsia="es-ES"/>
+        </w:rPr>
+        <w:t>viverra</w:t>
+      </w:r>
+      <w:proofErr w:type="spellEnd"/>
+      <w:r>
+        <w:rPr>
+          <w:lang w:val="de-DE" w:eastAsia="es-ES"/>
+        </w:rPr>
+        <w:t xml:space="preserve"> </w:t>
+      </w:r>
+      <w:proofErr w:type="spellStart"/>
+      <w:r>
+        <w:rPr>
+          <w:lang w:val="de-DE" w:eastAsia="es-ES"/>
+        </w:rPr>
+        <w:t>massa</w:t>
+      </w:r>
+      <w:proofErr w:type="spellEnd"/>
+      <w:r>
+        <w:rPr>
+          <w:lang w:val="de-DE" w:eastAsia="es-ES"/>
+        </w:rPr>
+        <w:t xml:space="preserve">. </w:t>
+      </w:r>
+      <w:proofErr w:type="spellStart"/>
+      <w:r>
+        <w:rPr>
+          <w:lang w:val="de-DE" w:eastAsia="es-ES"/>
+        </w:rPr>
+        <w:t>Ut</w:t>
+      </w:r>
+      <w:proofErr w:type="spellEnd"/>
+      <w:r>
+        <w:rPr>
+          <w:lang w:val="de-DE" w:eastAsia="es-ES"/>
+        </w:rPr>
+        <w:t xml:space="preserve"> </w:t>
+      </w:r>
+      <w:proofErr w:type="spellStart"/>
+      <w:r>
+        <w:rPr>
+          <w:lang w:val="de-DE" w:eastAsia="es-ES"/>
+        </w:rPr>
+        <w:t>arcu</w:t>
+      </w:r>
+      <w:proofErr w:type="spellEnd"/>
+      <w:r>
+        <w:rPr>
+          <w:lang w:val="de-DE" w:eastAsia="es-ES"/>
+        </w:rPr>
+        <w:t xml:space="preserve"> </w:t>
+      </w:r>
+      <w:proofErr w:type="spellStart"/>
+      <w:r>
+        <w:rPr>
+          <w:lang w:val="de-DE" w:eastAsia="es-ES"/>
         </w:rPr>
         <w:t>felis</w:t>
       </w:r>
       <w:proofErr w:type="spellEnd"/>
       <w:r>
         <w:rPr>
-          <w:lang w:eastAsia="es-ES"/>
-        </w:rPr>
-        <w:t xml:space="preserve"> </w:t>
-      </w:r>
-      <w:proofErr w:type="spellStart"/>
-      <w:r>
-        <w:rPr>
-          <w:lang w:eastAsia="es-ES"/>
-        </w:rPr>
-        <w:t>eu</w:t>
-      </w:r>
-      <w:proofErr w:type="spellEnd"/>
-      <w:r>
-        <w:rPr>
-          <w:lang w:eastAsia="es-ES"/>
+          <w:lang w:val="de-DE" w:eastAsia="es-ES"/>
         </w:rPr>
         <w:t xml:space="preserve">, </w:t>
       </w:r>
       <w:proofErr w:type="spellStart"/>
       <w:r>
         <w:rPr>
-          <w:lang w:eastAsia="es-ES"/>
-        </w:rPr>
-        <w:t>viverra</w:t>
-      </w:r>
-      <w:proofErr w:type="spellEnd"/>
-      <w:r>
-        <w:rPr>
-          <w:lang w:eastAsia="es-ES"/>
-        </w:rPr>
-        <w:t xml:space="preserve"> </w:t>
-      </w:r>
-      <w:proofErr w:type="spellStart"/>
-      <w:r>
-        <w:rPr>
-          <w:lang w:eastAsia="es-ES"/>
-        </w:rPr>
-        <w:t>massa</w:t>
-      </w:r>
-      <w:proofErr w:type="spellEnd"/>
-      <w:r>
-        <w:rPr>
-          <w:lang w:eastAsia="es-ES"/>
-        </w:rPr>
-        <w:t xml:space="preserve">. Ut </w:t>
-      </w:r>
-      <w:proofErr w:type="spellStart"/>
-      <w:r>
-        <w:rPr>
-          <w:lang w:eastAsia="es-ES"/>
-        </w:rPr>
-        <w:t>arcu</w:t>
-      </w:r>
-      <w:proofErr w:type="spellEnd"/>
-      <w:r>
-        <w:rPr>
-          <w:lang w:eastAsia="es-ES"/>
-        </w:rPr>
-        <w:t xml:space="preserve"> </w:t>
-      </w:r>
-      <w:proofErr w:type="spellStart"/>
-      <w:r>
-        <w:rPr>
-          <w:lang w:eastAsia="es-ES"/>
-        </w:rPr>
-        <w:t>felis</w:t>
-      </w:r>
-      <w:proofErr w:type="spellEnd"/>
-      <w:r>
-        <w:rPr>
-          <w:lang w:eastAsia="es-ES"/>
+          <w:lang w:val="de-DE" w:eastAsia="es-ES"/>
+        </w:rPr>
+        <w:t>molestie</w:t>
+      </w:r>
+      <w:proofErr w:type="spellEnd"/>
+      <w:r>
+        <w:rPr>
+          <w:lang w:val="de-DE" w:eastAsia="es-ES"/>
+        </w:rPr>
+        <w:t xml:space="preserve"> </w:t>
+      </w:r>
+      <w:proofErr w:type="spellStart"/>
+      <w:r>
+        <w:rPr>
+          <w:lang w:val="de-DE" w:eastAsia="es-ES"/>
+        </w:rPr>
+        <w:t>fermentum</w:t>
+      </w:r>
+      <w:proofErr w:type="spellEnd"/>
+      <w:r>
+        <w:rPr>
+          <w:lang w:val="de-DE" w:eastAsia="es-ES"/>
+        </w:rPr>
+        <w:t xml:space="preserve"> </w:t>
+      </w:r>
+      <w:proofErr w:type="spellStart"/>
+      <w:r>
+        <w:rPr>
+          <w:lang w:val="de-DE" w:eastAsia="es-ES"/>
+        </w:rPr>
+        <w:t>neque</w:t>
+      </w:r>
+      <w:proofErr w:type="spellEnd"/>
+      <w:r>
+        <w:rPr>
+          <w:lang w:val="de-DE" w:eastAsia="es-ES"/>
+        </w:rPr>
+        <w:t xml:space="preserve"> et, </w:t>
+      </w:r>
+      <w:proofErr w:type="spellStart"/>
+      <w:r>
+        <w:rPr>
+          <w:lang w:val="de-DE" w:eastAsia="es-ES"/>
+        </w:rPr>
+        <w:t>ultricies</w:t>
+      </w:r>
+      <w:proofErr w:type="spellEnd"/>
+      <w:r>
+        <w:rPr>
+          <w:lang w:val="de-DE" w:eastAsia="es-ES"/>
+        </w:rPr>
+        <w:t xml:space="preserve"> </w:t>
+      </w:r>
+      <w:proofErr w:type="spellStart"/>
+      <w:r>
+        <w:rPr>
+          <w:lang w:val="de-DE" w:eastAsia="es-ES"/>
+        </w:rPr>
+        <w:t>fermentum</w:t>
+      </w:r>
+      <w:proofErr w:type="spellEnd"/>
+      <w:r>
+        <w:rPr>
+          <w:lang w:val="de-DE" w:eastAsia="es-ES"/>
+        </w:rPr>
+        <w:t xml:space="preserve"> </w:t>
+      </w:r>
+      <w:proofErr w:type="spellStart"/>
+      <w:r>
+        <w:rPr>
+          <w:lang w:val="de-DE" w:eastAsia="es-ES"/>
+        </w:rPr>
+        <w:t>purus</w:t>
+      </w:r>
+      <w:proofErr w:type="spellEnd"/>
+      <w:r>
+        <w:rPr>
+          <w:lang w:val="de-DE" w:eastAsia="es-ES"/>
+        </w:rPr>
+        <w:t xml:space="preserve">. </w:t>
+      </w:r>
+      <w:proofErr w:type="spellStart"/>
+      <w:r>
+        <w:rPr>
+          <w:lang w:val="de-DE" w:eastAsia="es-ES"/>
+        </w:rPr>
+        <w:t>Nullam</w:t>
+      </w:r>
+      <w:proofErr w:type="spellEnd"/>
+      <w:r>
+        <w:rPr>
+          <w:lang w:val="de-DE" w:eastAsia="es-ES"/>
+        </w:rPr>
+        <w:t xml:space="preserve"> non </w:t>
+      </w:r>
+      <w:proofErr w:type="spellStart"/>
+      <w:r>
+        <w:rPr>
+          <w:lang w:val="de-DE" w:eastAsia="es-ES"/>
+        </w:rPr>
+        <w:t>ipsum</w:t>
+      </w:r>
+      <w:proofErr w:type="spellEnd"/>
+      <w:r>
+        <w:rPr>
+          <w:lang w:val="de-DE" w:eastAsia="es-ES"/>
+        </w:rPr>
+        <w:t xml:space="preserve"> </w:t>
+      </w:r>
+      <w:proofErr w:type="spellStart"/>
+      <w:r>
+        <w:rPr>
+          <w:lang w:val="de-DE" w:eastAsia="es-ES"/>
+        </w:rPr>
+        <w:t>odio</w:t>
+      </w:r>
+      <w:proofErr w:type="spellEnd"/>
+      <w:r>
+        <w:rPr>
+          <w:lang w:val="de-DE" w:eastAsia="es-ES"/>
+        </w:rPr>
+        <w:t xml:space="preserve">. </w:t>
+      </w:r>
+      <w:proofErr w:type="spellStart"/>
+      <w:r>
+        <w:rPr>
+          <w:lang w:val="de-DE" w:eastAsia="es-ES"/>
+        </w:rPr>
+        <w:t>Suspendisse</w:t>
+      </w:r>
+      <w:proofErr w:type="spellEnd"/>
+      <w:r>
+        <w:rPr>
+          <w:lang w:val="de-DE" w:eastAsia="es-ES"/>
+        </w:rPr>
+        <w:t xml:space="preserve"> </w:t>
+      </w:r>
+      <w:proofErr w:type="spellStart"/>
+      <w:r>
+        <w:rPr>
+          <w:lang w:val="de-DE" w:eastAsia="es-ES"/>
+        </w:rPr>
+        <w:t>luctus</w:t>
+      </w:r>
+      <w:proofErr w:type="spellEnd"/>
+      <w:r>
+        <w:rPr>
+          <w:lang w:val="de-DE" w:eastAsia="es-ES"/>
         </w:rPr>
         <w:t xml:space="preserve">, </w:t>
       </w:r>
       <w:proofErr w:type="spellStart"/>
       <w:r>
         <w:rPr>
-          <w:lang w:eastAsia="es-ES"/>
-        </w:rPr>
-        <w:t>molestie</w:t>
-      </w:r>
-      <w:proofErr w:type="spellEnd"/>
-      <w:r>
-        <w:rPr>
-          <w:lang w:eastAsia="es-ES"/>
-        </w:rPr>
-        <w:t xml:space="preserve"> fermentum </w:t>
-      </w:r>
-      <w:proofErr w:type="spellStart"/>
-      <w:r>
-        <w:rPr>
-          <w:lang w:eastAsia="es-ES"/>
-        </w:rPr>
-        <w:t>neque</w:t>
-      </w:r>
-      <w:proofErr w:type="spellEnd"/>
-      <w:r>
-        <w:rPr>
-          <w:lang w:eastAsia="es-ES"/>
-        </w:rPr>
-        <w:t xml:space="preserve"> et, </w:t>
-      </w:r>
-      <w:proofErr w:type="spellStart"/>
-      <w:r>
-        <w:rPr>
-          <w:lang w:eastAsia="es-ES"/>
-        </w:rPr>
-        <w:t>ultricies</w:t>
-      </w:r>
-      <w:proofErr w:type="spellEnd"/>
-      <w:r>
-        <w:rPr>
-          <w:lang w:eastAsia="es-ES"/>
-        </w:rPr>
-        <w:t xml:space="preserve"> fermentum </w:t>
-      </w:r>
-      <w:proofErr w:type="spellStart"/>
-      <w:r>
-        <w:rPr>
-          <w:lang w:eastAsia="es-ES"/>
-        </w:rPr>
-        <w:t>purus</w:t>
-      </w:r>
-      <w:proofErr w:type="spellEnd"/>
-      <w:r>
-        <w:rPr>
-          <w:lang w:eastAsia="es-ES"/>
-        </w:rPr>
-        <w:t xml:space="preserve">. </w:t>
-      </w:r>
-      <w:proofErr w:type="spellStart"/>
-      <w:r>
-        <w:rPr>
-          <w:lang w:eastAsia="es-ES"/>
-        </w:rPr>
-        <w:t>Nullam</w:t>
-      </w:r>
-      <w:proofErr w:type="spellEnd"/>
-      <w:r>
-        <w:rPr>
-          <w:lang w:eastAsia="es-ES"/>
-        </w:rPr>
-        <w:t xml:space="preserve"> non ipsum </w:t>
-      </w:r>
-      <w:proofErr w:type="spellStart"/>
-      <w:r>
-        <w:rPr>
-          <w:lang w:eastAsia="es-ES"/>
-        </w:rPr>
-        <w:t>odio</w:t>
-      </w:r>
-      <w:proofErr w:type="spellEnd"/>
-      <w:r>
-        <w:rPr>
-          <w:lang w:eastAsia="es-ES"/>
-        </w:rPr>
-        <w:t xml:space="preserve">. </w:t>
-      </w:r>
-      <w:proofErr w:type="spellStart"/>
-      <w:r>
-        <w:rPr>
-          <w:lang w:eastAsia="es-ES"/>
-        </w:rPr>
-        <w:t>Suspendisse</w:t>
-      </w:r>
-      <w:proofErr w:type="spellEnd"/>
-      <w:r>
-        <w:rPr>
-          <w:lang w:eastAsia="es-ES"/>
-        </w:rPr>
-        <w:t xml:space="preserve"> </w:t>
-      </w:r>
-      <w:proofErr w:type="spellStart"/>
-      <w:r>
-        <w:rPr>
-          <w:lang w:eastAsia="es-ES"/>
-        </w:rPr>
-        <w:t>luctus</w:t>
-      </w:r>
-      <w:proofErr w:type="spellEnd"/>
-      <w:r>
-        <w:rPr>
-          <w:lang w:eastAsia="es-ES"/>
+          <w:lang w:val="de-DE" w:eastAsia="es-ES"/>
+        </w:rPr>
+        <w:t>tortor</w:t>
+      </w:r>
+      <w:proofErr w:type="spellEnd"/>
+      <w:r>
+        <w:rPr>
+          <w:lang w:val="de-DE" w:eastAsia="es-ES"/>
+        </w:rPr>
+        <w:t xml:space="preserve"> at </w:t>
+      </w:r>
+      <w:proofErr w:type="spellStart"/>
+      <w:r>
+        <w:rPr>
+          <w:lang w:val="de-DE" w:eastAsia="es-ES"/>
+        </w:rPr>
+        <w:t>pulvinar</w:t>
+      </w:r>
+      <w:proofErr w:type="spellEnd"/>
+      <w:r>
+        <w:rPr>
+          <w:lang w:val="de-DE" w:eastAsia="es-ES"/>
+        </w:rPr>
+        <w:t xml:space="preserve"> </w:t>
+      </w:r>
+      <w:proofErr w:type="spellStart"/>
+      <w:r>
+        <w:rPr>
+          <w:lang w:val="de-DE" w:eastAsia="es-ES"/>
+        </w:rPr>
+        <w:t>faucibus</w:t>
+      </w:r>
+      <w:proofErr w:type="spellEnd"/>
+      <w:r>
+        <w:rPr>
+          <w:lang w:val="de-DE" w:eastAsia="es-ES"/>
         </w:rPr>
         <w:t xml:space="preserve">, </w:t>
       </w:r>
       <w:proofErr w:type="spellStart"/>
       <w:r>
         <w:rPr>
-          <w:lang w:eastAsia="es-ES"/>
-        </w:rPr>
-        <w:t>tortor</w:t>
-      </w:r>
-      <w:proofErr w:type="spellEnd"/>
-      <w:r>
-        <w:rPr>
-          <w:lang w:eastAsia="es-ES"/>
-        </w:rPr>
-        <w:t xml:space="preserve"> at pulvinar </w:t>
-      </w:r>
-      <w:proofErr w:type="spellStart"/>
-      <w:r>
-        <w:rPr>
-          <w:lang w:eastAsia="es-ES"/>
-        </w:rPr>
-        <w:t>faucibus</w:t>
-      </w:r>
-      <w:proofErr w:type="spellEnd"/>
-      <w:r>
-        <w:rPr>
-          <w:lang w:eastAsia="es-ES"/>
-        </w:rPr>
-        <w:t xml:space="preserve">, diam </w:t>
-      </w:r>
-      <w:proofErr w:type="spellStart"/>
-      <w:r>
-        <w:rPr>
-          <w:lang w:eastAsia="es-ES"/>
+          <w:lang w:val="de-DE" w:eastAsia="es-ES"/>
+        </w:rPr>
+        <w:t>diam</w:t>
+      </w:r>
+      <w:proofErr w:type="spellEnd"/>
+      <w:r>
+        <w:rPr>
+          <w:lang w:val="de-DE" w:eastAsia="es-ES"/>
+        </w:rPr>
+        <w:t xml:space="preserve"> </w:t>
+      </w:r>
+      <w:proofErr w:type="spellStart"/>
+      <w:r>
+        <w:rPr>
+          <w:lang w:val="de-DE" w:eastAsia="es-ES"/>
         </w:rPr>
         <w:t>sem</w:t>
       </w:r>
       <w:proofErr w:type="spellEnd"/>
       <w:r>
         <w:rPr>
-          <w:lang w:eastAsia="es-ES"/>
-        </w:rPr>
-        <w:t xml:space="preserve"> </w:t>
-      </w:r>
-      <w:proofErr w:type="spellStart"/>
-      <w:r>
-        <w:rPr>
-          <w:lang w:eastAsia="es-ES"/>
+          <w:lang w:val="de-DE" w:eastAsia="es-ES"/>
+        </w:rPr>
+        <w:t xml:space="preserve"> </w:t>
+      </w:r>
+      <w:proofErr w:type="spellStart"/>
+      <w:r>
+        <w:rPr>
+          <w:lang w:val="de-DE" w:eastAsia="es-ES"/>
         </w:rPr>
         <w:t>porttitor</w:t>
       </w:r>
       <w:proofErr w:type="spellEnd"/>
       <w:r>
         <w:rPr>
-          <w:lang w:eastAsia="es-ES"/>
-        </w:rPr>
-        <w:t xml:space="preserve"> </w:t>
-      </w:r>
-      <w:proofErr w:type="spellStart"/>
-      <w:r>
-        <w:rPr>
-          <w:lang w:eastAsia="es-ES"/>
+          <w:lang w:val="de-DE" w:eastAsia="es-ES"/>
+        </w:rPr>
+        <w:t xml:space="preserve"> </w:t>
+      </w:r>
+      <w:proofErr w:type="spellStart"/>
+      <w:r>
+        <w:rPr>
+          <w:lang w:val="de-DE" w:eastAsia="es-ES"/>
         </w:rPr>
         <w:t>orci</w:t>
       </w:r>
       <w:proofErr w:type="spellEnd"/>
       <w:r>
         <w:rPr>
-          <w:lang w:eastAsia="es-ES"/>
+          <w:lang w:val="de-DE" w:eastAsia="es-ES"/>
         </w:rPr>
         <w:t xml:space="preserve">, in </w:t>
       </w:r>
       <w:proofErr w:type="spellStart"/>
       <w:r>
         <w:rPr>
-          <w:lang w:eastAsia="es-ES"/>
+          <w:lang w:val="de-DE" w:eastAsia="es-ES"/>
         </w:rPr>
         <w:t>volutpat</w:t>
       </w:r>
       <w:proofErr w:type="spellEnd"/>
       <w:r>
         <w:rPr>
-          <w:lang w:eastAsia="es-ES"/>
-        </w:rPr>
-        <w:t xml:space="preserve"> ligula </w:t>
-      </w:r>
-      <w:proofErr w:type="spellStart"/>
-      <w:r>
-        <w:rPr>
-          <w:lang w:eastAsia="es-ES"/>
+          <w:lang w:val="de-DE" w:eastAsia="es-ES"/>
+        </w:rPr>
+        <w:t xml:space="preserve"> </w:t>
+      </w:r>
+      <w:proofErr w:type="spellStart"/>
+      <w:r>
+        <w:rPr>
+          <w:lang w:val="de-DE" w:eastAsia="es-ES"/>
+        </w:rPr>
+        <w:t>ligula</w:t>
+      </w:r>
+      <w:proofErr w:type="spellEnd"/>
+      <w:r>
+        <w:rPr>
+          <w:lang w:val="de-DE" w:eastAsia="es-ES"/>
+        </w:rPr>
+        <w:t xml:space="preserve"> </w:t>
+      </w:r>
+      <w:proofErr w:type="spellStart"/>
+      <w:r>
+        <w:rPr>
+          <w:lang w:val="de-DE" w:eastAsia="es-ES"/>
         </w:rPr>
         <w:t>augue</w:t>
       </w:r>
       <w:proofErr w:type="spellEnd"/>
       <w:r>
         <w:rPr>
-          <w:lang w:eastAsia="es-ES"/>
-        </w:rPr>
-        <w:t xml:space="preserve"> sed ipsum.</w:t>
+          <w:lang w:val="de-DE" w:eastAsia="es-ES"/>
+        </w:rPr>
+        <w:t xml:space="preserve"> sed </w:t>
+      </w:r>
+      <w:proofErr w:type="spellStart"/>
+      <w:r>
+        <w:rPr>
+          <w:lang w:val="de-DE" w:eastAsia="es-ES"/>
+        </w:rPr>
+        <w:t>ipsum</w:t>
+      </w:r>
+      <w:proofErr w:type="spellEnd"/>
+      <w:r>
+        <w:rPr>
+          <w:lang w:val="de-DE" w:eastAsia="es-ES"/>
+        </w:rPr>
+        <w:t>.</w:t>
       </w:r>
     </w:p>
     <w:p>
@@ -22956,142 +22997,162 @@
       <w:proofErr w:type="spellStart"/>
       <w:r>
         <w:rPr>
-          <w:lang w:eastAsia="es-ES"/>
+          <w:lang w:val="de-DE" w:eastAsia="es-ES"/>
         </w:rPr>
         <w:t>Nullam</w:t>
       </w:r>
       <w:proofErr w:type="spellEnd"/>
       <w:r>
         <w:rPr>
-          <w:lang w:eastAsia="es-ES"/>
-        </w:rPr>
-        <w:t xml:space="preserve"> vestibulum </w:t>
-      </w:r>
-      <w:proofErr w:type="spellStart"/>
-      <w:r>
-        <w:rPr>
-          <w:lang w:eastAsia="es-ES"/>
+          <w:lang w:val="de-DE" w:eastAsia="es-ES"/>
+        </w:rPr>
+        <w:t xml:space="preserve"> </w:t>
+      </w:r>
+      <w:proofErr w:type="spellStart"/>
+      <w:r>
+        <w:rPr>
+          <w:lang w:val="de-DE" w:eastAsia="es-ES"/>
+        </w:rPr>
+        <w:t>vestibulum</w:t>
+      </w:r>
+      <w:proofErr w:type="spellEnd"/>
+      <w:r>
+        <w:rPr>
+          <w:lang w:val="de-DE" w:eastAsia="es-ES"/>
+        </w:rPr>
+        <w:t xml:space="preserve"> </w:t>
+      </w:r>
+      <w:proofErr w:type="spellStart"/>
+      <w:r>
+        <w:rPr>
+          <w:lang w:val="de-DE" w:eastAsia="es-ES"/>
         </w:rPr>
         <w:t>lacus</w:t>
       </w:r>
       <w:proofErr w:type="spellEnd"/>
       <w:r>
         <w:rPr>
-          <w:lang w:eastAsia="es-ES"/>
+          <w:lang w:val="de-DE" w:eastAsia="es-ES"/>
         </w:rPr>
         <w:t xml:space="preserve"> mi, </w:t>
       </w:r>
       <w:proofErr w:type="spellStart"/>
       <w:r>
         <w:rPr>
-          <w:lang w:eastAsia="es-ES"/>
+          <w:lang w:val="de-DE" w:eastAsia="es-ES"/>
         </w:rPr>
         <w:t>eu</w:t>
       </w:r>
       <w:proofErr w:type="spellEnd"/>
       <w:r>
         <w:rPr>
-          <w:lang w:eastAsia="es-ES"/>
-        </w:rPr>
-        <w:t xml:space="preserve"> gravida </w:t>
-      </w:r>
-      <w:proofErr w:type="spellStart"/>
-      <w:r>
-        <w:rPr>
-          <w:lang w:eastAsia="es-ES"/>
+          <w:lang w:val="de-DE" w:eastAsia="es-ES"/>
+        </w:rPr>
+        <w:t xml:space="preserve"> </w:t>
+      </w:r>
+      <w:proofErr w:type="spellStart"/>
+      <w:r>
+        <w:rPr>
+          <w:lang w:val="de-DE" w:eastAsia="es-ES"/>
+        </w:rPr>
+        <w:t>gravida</w:t>
+      </w:r>
+      <w:proofErr w:type="spellEnd"/>
+      <w:r>
+        <w:rPr>
+          <w:lang w:val="de-DE" w:eastAsia="es-ES"/>
+        </w:rPr>
+        <w:t xml:space="preserve"> </w:t>
+      </w:r>
+      <w:proofErr w:type="spellStart"/>
+      <w:r>
+        <w:rPr>
+          <w:lang w:val="de-DE" w:eastAsia="es-ES"/>
         </w:rPr>
         <w:t>neque</w:t>
       </w:r>
       <w:proofErr w:type="spellEnd"/>
       <w:r>
         <w:rPr>
-          <w:lang w:eastAsia="es-ES"/>
-        </w:rPr>
-        <w:t xml:space="preserve"> </w:t>
-      </w:r>
-      <w:proofErr w:type="spellStart"/>
-      <w:r>
-        <w:rPr>
-          <w:lang w:eastAsia="es-ES"/>
+          <w:lang w:val="de-DE" w:eastAsia="es-ES"/>
+        </w:rPr>
+        <w:t xml:space="preserve"> </w:t>
+      </w:r>
+      <w:proofErr w:type="spellStart"/>
+      <w:r>
+        <w:rPr>
+          <w:lang w:val="de-DE" w:eastAsia="es-ES"/>
         </w:rPr>
         <w:t>mollis</w:t>
       </w:r>
       <w:proofErr w:type="spellEnd"/>
       <w:r>
         <w:rPr>
-          <w:lang w:eastAsia="es-ES"/>
-        </w:rPr>
-        <w:t xml:space="preserve"> </w:t>
-      </w:r>
-      <w:proofErr w:type="spellStart"/>
-      <w:r>
-        <w:rPr>
-          <w:lang w:eastAsia="es-ES"/>
+          <w:lang w:val="de-DE" w:eastAsia="es-ES"/>
+        </w:rPr>
+        <w:t xml:space="preserve"> </w:t>
+      </w:r>
+      <w:proofErr w:type="spellStart"/>
+      <w:r>
+        <w:rPr>
+          <w:lang w:val="de-DE" w:eastAsia="es-ES"/>
         </w:rPr>
         <w:t>eu</w:t>
       </w:r>
       <w:proofErr w:type="spellEnd"/>
       <w:r>
         <w:rPr>
-          <w:lang w:eastAsia="es-ES"/>
+          <w:lang w:val="de-DE" w:eastAsia="es-ES"/>
+        </w:rPr>
+        <w:t xml:space="preserve">. Nulla </w:t>
+      </w:r>
+      <w:proofErr w:type="spellStart"/>
+      <w:r>
+        <w:rPr>
+          <w:lang w:val="de-DE" w:eastAsia="es-ES"/>
+        </w:rPr>
+        <w:t>rhoncus</w:t>
+      </w:r>
+      <w:proofErr w:type="spellEnd"/>
+      <w:r>
+        <w:rPr>
+          <w:lang w:val="de-DE" w:eastAsia="es-ES"/>
+        </w:rPr>
+        <w:t xml:space="preserve"> </w:t>
+      </w:r>
+      <w:proofErr w:type="spellStart"/>
+      <w:r>
+        <w:rPr>
+          <w:lang w:val="de-DE" w:eastAsia="es-ES"/>
+        </w:rPr>
+        <w:t>elementum</w:t>
+      </w:r>
+      <w:proofErr w:type="spellEnd"/>
+      <w:r>
+        <w:rPr>
+          <w:lang w:val="de-DE" w:eastAsia="es-ES"/>
+        </w:rPr>
+        <w:t xml:space="preserve"> </w:t>
+      </w:r>
+      <w:proofErr w:type="spellStart"/>
+      <w:r>
+        <w:rPr>
+          <w:lang w:val="de-DE" w:eastAsia="es-ES"/>
+        </w:rPr>
+        <w:t>sodales</w:t>
+      </w:r>
+      <w:proofErr w:type="spellEnd"/>
+      <w:r>
+        <w:rPr>
+          <w:lang w:val="de-DE" w:eastAsia="es-ES"/>
         </w:rPr>
         <w:t xml:space="preserve">. </w:t>
       </w:r>
-      <w:proofErr w:type="spellStart"/>
-      <w:r>
-        <w:rPr>
-          <w:lang w:eastAsia="es-ES"/>
-        </w:rPr>
-        <w:t>Nulla</w:t>
-      </w:r>
-      <w:proofErr w:type="spellEnd"/>
-      <w:r>
-        <w:rPr>
-          <w:lang w:eastAsia="es-ES"/>
-        </w:rPr>
-        <w:t xml:space="preserve"> </w:t>
-      </w:r>
-      <w:proofErr w:type="spellStart"/>
-      <w:r>
-        <w:rPr>
-          <w:lang w:eastAsia="es-ES"/>
-        </w:rPr>
-        <w:t>rhoncus</w:t>
-      </w:r>
-      <w:proofErr w:type="spellEnd"/>
-      <w:r>
-        <w:rPr>
-          <w:lang w:eastAsia="es-ES"/>
-        </w:rPr>
-        <w:t xml:space="preserve"> </w:t>
-      </w:r>
-      <w:proofErr w:type="spellStart"/>
-      <w:r>
-        <w:rPr>
-          <w:lang w:eastAsia="es-ES"/>
-        </w:rPr>
-        <w:t>elementum</w:t>
-      </w:r>
-      <w:proofErr w:type="spellEnd"/>
-      <w:r>
-        <w:rPr>
-          <w:lang w:eastAsia="es-ES"/>
-        </w:rPr>
-        <w:t xml:space="preserve"> </w:t>
-      </w:r>
-      <w:proofErr w:type="spellStart"/>
-      <w:r>
-        <w:rPr>
-          <w:lang w:eastAsia="es-ES"/>
-        </w:rPr>
-        <w:t>sodales</w:t>
-      </w:r>
-      <w:proofErr w:type="spellEnd"/>
-      <w:r>
-        <w:rPr>
-          <w:lang w:eastAsia="es-ES"/>
-        </w:rPr>
-        <w:t xml:space="preserve">. Vestibulum </w:t>
+      <w:r>
+        <w:rPr>
+          <w:lang w:eastAsia="es-ES"/>
+        </w:rPr>
+        <w:t xml:space="preserve">Vestibulum </w:t>
       </w:r>
       <w:proofErr w:type="spellStart"/>
       <w:r>
@@ -27723,103 +27784,131 @@
         <w:rPr>
           <w:lang w:eastAsia="es-ES"/>
         </w:rPr>
-        <w:t xml:space="preserve">. Ut </w:t>
-      </w:r>
-      <w:proofErr w:type="spellStart"/>
-      <w:r>
-        <w:rPr>
-          <w:lang w:eastAsia="es-ES"/>
+        <w:t xml:space="preserve">. </w:t>
+      </w:r>
+      <w:proofErr w:type="spellStart"/>
+      <w:r>
+        <w:rPr>
+          <w:lang w:val="de-DE" w:eastAsia="es-ES"/>
+        </w:rPr>
+        <w:t>Ut</w:t>
+      </w:r>
+      <w:proofErr w:type="spellEnd"/>
+      <w:r>
+        <w:rPr>
+          <w:lang w:val="de-DE" w:eastAsia="es-ES"/>
+        </w:rPr>
+        <w:t xml:space="preserve"> </w:t>
+      </w:r>
+      <w:proofErr w:type="spellStart"/>
+      <w:r>
+        <w:rPr>
+          <w:lang w:val="de-DE" w:eastAsia="es-ES"/>
         </w:rPr>
         <w:t>sapien</w:t>
       </w:r>
       <w:proofErr w:type="spellEnd"/>
       <w:r>
         <w:rPr>
-          <w:lang w:eastAsia="es-ES"/>
-        </w:rPr>
-        <w:t xml:space="preserve"> </w:t>
-      </w:r>
-      <w:proofErr w:type="spellStart"/>
-      <w:r>
-        <w:rPr>
-          <w:lang w:eastAsia="es-ES"/>
+          <w:lang w:val="de-DE" w:eastAsia="es-ES"/>
+        </w:rPr>
+        <w:t xml:space="preserve"> </w:t>
+      </w:r>
+      <w:proofErr w:type="spellStart"/>
+      <w:r>
+        <w:rPr>
+          <w:lang w:val="de-DE" w:eastAsia="es-ES"/>
         </w:rPr>
         <w:t>lectus</w:t>
       </w:r>
       <w:proofErr w:type="spellEnd"/>
       <w:r>
         <w:rPr>
-          <w:lang w:eastAsia="es-ES"/>
-        </w:rPr>
-        <w:t xml:space="preserve">, semper </w:t>
-      </w:r>
-      <w:proofErr w:type="spellStart"/>
-      <w:r>
-        <w:rPr>
-          <w:lang w:eastAsia="es-ES"/>
+          <w:lang w:val="de-DE" w:eastAsia="es-ES"/>
+        </w:rPr>
+        <w:t xml:space="preserve">, </w:t>
+      </w:r>
+      <w:proofErr w:type="spellStart"/>
+      <w:r>
+        <w:rPr>
+          <w:lang w:val="de-DE" w:eastAsia="es-ES"/>
+        </w:rPr>
+        <w:t>semper</w:t>
+      </w:r>
+      <w:proofErr w:type="spellEnd"/>
+      <w:r>
+        <w:rPr>
+          <w:lang w:val="de-DE" w:eastAsia="es-ES"/>
+        </w:rPr>
+        <w:t xml:space="preserve"> </w:t>
+      </w:r>
+      <w:proofErr w:type="spellStart"/>
+      <w:r>
+        <w:rPr>
+          <w:lang w:val="de-DE" w:eastAsia="es-ES"/>
         </w:rPr>
         <w:t>eget</w:t>
       </w:r>
       <w:proofErr w:type="spellEnd"/>
       <w:r>
         <w:rPr>
-          <w:lang w:eastAsia="es-ES"/>
-        </w:rPr>
-        <w:t xml:space="preserve"> </w:t>
-      </w:r>
-      <w:proofErr w:type="spellStart"/>
-      <w:r>
-        <w:rPr>
-          <w:lang w:eastAsia="es-ES"/>
+          <w:lang w:val="de-DE" w:eastAsia="es-ES"/>
+        </w:rPr>
+        <w:t xml:space="preserve"> </w:t>
+      </w:r>
+      <w:proofErr w:type="spellStart"/>
+      <w:r>
+        <w:rPr>
+          <w:lang w:val="de-DE" w:eastAsia="es-ES"/>
         </w:rPr>
         <w:t>odio</w:t>
       </w:r>
       <w:proofErr w:type="spellEnd"/>
       <w:r>
         <w:rPr>
-          <w:lang w:eastAsia="es-ES"/>
+          <w:lang w:val="de-DE" w:eastAsia="es-ES"/>
         </w:rPr>
         <w:t xml:space="preserve"> in, </w:t>
       </w:r>
       <w:proofErr w:type="spellStart"/>
       <w:r>
         <w:rPr>
-          <w:lang w:eastAsia="es-ES"/>
+          <w:lang w:val="de-DE" w:eastAsia="es-ES"/>
         </w:rPr>
         <w:t>interdum</w:t>
       </w:r>
       <w:proofErr w:type="spellEnd"/>
       <w:r>
         <w:rPr>
-          <w:lang w:eastAsia="es-ES"/>
-        </w:rPr>
-        <w:t xml:space="preserve"> </w:t>
-      </w:r>
-      <w:proofErr w:type="spellStart"/>
-      <w:r>
-        <w:rPr>
-          <w:lang w:eastAsia="es-ES"/>
+          <w:lang w:val="de-DE" w:eastAsia="es-ES"/>
+        </w:rPr>
+        <w:t xml:space="preserve"> </w:t>
+      </w:r>
+      <w:proofErr w:type="spellStart"/>
+      <w:r>
+        <w:rPr>
+          <w:lang w:val="de-DE" w:eastAsia="es-ES"/>
         </w:rPr>
         <w:t>dignissim</w:t>
       </w:r>
       <w:proofErr w:type="spellEnd"/>
       <w:r>
         <w:rPr>
-          <w:lang w:eastAsia="es-ES"/>
-        </w:rPr>
-        <w:t xml:space="preserve"> </w:t>
-      </w:r>
-      <w:proofErr w:type="spellStart"/>
-      <w:r>
-        <w:rPr>
-          <w:lang w:eastAsia="es-ES"/>
+          <w:lang w:val="de-DE" w:eastAsia="es-ES"/>
+        </w:rPr>
+        <w:t xml:space="preserve"> </w:t>
+      </w:r>
+      <w:proofErr w:type="spellStart"/>
+      <w:r>
+        <w:rPr>
+          <w:lang w:val="de-DE" w:eastAsia="es-ES"/>
         </w:rPr>
         <w:t>enim</w:t>
       </w:r>
       <w:proofErr w:type="spellEnd"/>
       <w:r>
         <w:rPr>
-          <w:lang w:eastAsia="es-ES"/>
+          <w:lang w:val="de-DE" w:eastAsia="es-ES"/>
         </w:rPr>
         <w:t xml:space="preserve">. </w:t>
       </w:r>
